--- a/docs/Sprawozdanie_confrisk.docx
+++ b/docs/Sprawozdanie_confrisk.docx
@@ -914,7 +914,20 @@
         <w:spacing w:after="60"/>
       </w:pPr>
       <w:r>
-        <w:t xml:space="preserve">Generowanie raportu HTML oraz wyjścia tekstowego i JSON.</w:t>
+        <w:t xml:space="preserve">Generowanie raportu HTML (wspólnego dla wszystkich skanerów) oraz wyjścia tekstowego i JSON.</w:t>
+      </w:r>
+    </w:p>
+    <w:p>
+      <w:pPr>
+        <w:pStyle w:val="ListParagraph"/>
+        <w:numPr>
+          <w:ilvl w:val="0"/>
+          <w:numId w:val="3"/>
+        </w:numPr>
+        <w:spacing w:after="60"/>
+      </w:pPr>
+      <w:r>
+        <w:t xml:space="preserve">Wsparcie remediacji: przyciski automatycznej naprawy i zbiorczy skrypt naprawczy fix.sh w raporcie HTML.</w:t>
       </w:r>
     </w:p>
     <w:p>
@@ -1821,7 +1834,7 @@
                 <w:sz w:val="20"/>
                 <w:szCs w:val="20"/>
               </w:rPr>
-              <w:t xml:space="preserve">Generowanie raportu HTML.</w:t>
+              <w:t xml:space="preserve">Wspólny generator raportu HTML (3 skanery) + mechanizm auto-fix.</w:t>
             </w:r>
           </w:p>
         </w:tc>
@@ -5009,6 +5022,80 @@
     </w:p>
     <w:p>
       <w:pPr>
+        <w:spacing w:after="120"/>
+      </w:pPr>
+      <w:r>
+        <w:t xml:space="preserve">Integracja z </w:t>
+      </w:r>
+      <w:r>
+        <w:rPr>
+          <w:rFonts w:ascii="Consolas" w:cs="Consolas" w:eastAsia="Consolas" w:hAnsi="Consolas"/>
+          <w:sz w:val="20"/>
+          <w:szCs w:val="20"/>
+        </w:rPr>
+        <w:t xml:space="preserve">npm audit</w:t>
+      </w:r>
+      <w:r>
+        <w:t xml:space="preserve"> polega na uruchomieniu polecenia w katalogu projektu i deserializacji wyniku JSON (typy </w:t>
+      </w:r>
+      <w:r>
+        <w:rPr>
+          <w:rFonts w:ascii="Consolas" w:cs="Consolas" w:eastAsia="Consolas" w:hAnsi="Consolas"/>
+          <w:sz w:val="20"/>
+          <w:szCs w:val="20"/>
+        </w:rPr>
+        <w:t xml:space="preserve">NpmAuditResult</w:t>
+      </w:r>
+      <w:r>
+        <w:t xml:space="preserve">, </w:t>
+      </w:r>
+      <w:r>
+        <w:rPr>
+          <w:rFonts w:ascii="Consolas" w:cs="Consolas" w:eastAsia="Consolas" w:hAnsi="Consolas"/>
+          <w:sz w:val="20"/>
+          <w:szCs w:val="20"/>
+        </w:rPr>
+        <w:t xml:space="preserve">NpmVulnerability</w:t>
+      </w:r>
+      <w:r>
+        <w:t xml:space="preserve">, </w:t>
+      </w:r>
+      <w:r>
+        <w:rPr>
+          <w:rFonts w:ascii="Consolas" w:cs="Consolas" w:eastAsia="Consolas" w:hAnsi="Consolas"/>
+          <w:sz w:val="20"/>
+          <w:szCs w:val="20"/>
+        </w:rPr>
+        <w:t xml:space="preserve">NpmVia</w:t>
+      </w:r>
+      <w:r>
+        <w:t xml:space="preserve">). Skaner tworzy wynik zbiorczy (łączna liczba podatności wg dotkliwości) oraz do 10 wyników szczegółowych z tytułem CVE, zakresem wersji i informacją, czy dostępna jest automatyczna naprawa. Remediacje naprawialne automatycznie używają konwencji </w:t>
+      </w:r>
+      <w:r>
+        <w:rPr>
+          <w:rFonts w:ascii="Consolas" w:cs="Consolas" w:eastAsia="Consolas" w:hAnsi="Consolas"/>
+          <w:sz w:val="20"/>
+          <w:szCs w:val="20"/>
+        </w:rPr>
+        <w:t xml:space="preserve">Run: &lt;komenda&gt;</w:t>
+      </w:r>
+      <w:r>
+        <w:t xml:space="preserve"> (np. </w:t>
+      </w:r>
+      <w:r>
+        <w:rPr>
+          <w:rFonts w:ascii="Consolas" w:cs="Consolas" w:eastAsia="Consolas" w:hAnsi="Consolas"/>
+          <w:sz w:val="20"/>
+          <w:szCs w:val="20"/>
+        </w:rPr>
+        <w:t xml:space="preserve">Run: npm audit fix</w:t>
+      </w:r>
+      <w:r>
+        <w:t xml:space="preserve">), co zasila mechanizm auto-fix opisany w rozdziale 8.</w:t>
+      </w:r>
+    </w:p>
+    <w:p>
+      <w:pPr>
         <w:pStyle w:val="Heading2"/>
       </w:pPr>
       <w:r>
@@ -5021,6 +5108,77 @@
       </w:pPr>
       <w:r>
         <w:t xml:space="preserve">Skaner sprawdza obecność build.gradle / build.gradle.kts i parsuje deklaracje zależności w trzech formatach: prostym ('grupa:artefakt:wersja'), Kotlin DSL oraz notacji mapowej (group/name/version). Dopasowanie odbywa się do wpisów blocklisty dla ekosystemu maven.</w:t>
+      </w:r>
+    </w:p>
+    <w:p>
+      <w:pPr>
+        <w:spacing w:after="120"/>
+      </w:pPr>
+      <w:r>
+        <w:t xml:space="preserve">Blocklista Maven obejmuje m.in. biblioteki dotknięte głośnymi podatnościami: </w:t>
+      </w:r>
+      <w:r>
+        <w:rPr>
+          <w:rFonts w:ascii="Consolas" w:cs="Consolas" w:eastAsia="Consolas" w:hAnsi="Consolas"/>
+          <w:sz w:val="20"/>
+          <w:szCs w:val="20"/>
+        </w:rPr>
+        <w:t xml:space="preserve">log4j-core</w:t>
+      </w:r>
+      <w:r>
+        <w:t xml:space="preserve"> (Log4Shell, CVE-2021-44228), </w:t>
+      </w:r>
+      <w:r>
+        <w:rPr>
+          <w:rFonts w:ascii="Consolas" w:cs="Consolas" w:eastAsia="Consolas" w:hAnsi="Consolas"/>
+          <w:sz w:val="20"/>
+          <w:szCs w:val="20"/>
+        </w:rPr>
+        <w:t xml:space="preserve">spring-core</w:t>
+      </w:r>
+      <w:r>
+        <w:t xml:space="preserve"> (Spring4Shell, CVE-2022-22965), </w:t>
+      </w:r>
+      <w:r>
+        <w:rPr>
+          <w:rFonts w:ascii="Consolas" w:cs="Consolas" w:eastAsia="Consolas" w:hAnsi="Consolas"/>
+          <w:sz w:val="20"/>
+          <w:szCs w:val="20"/>
+        </w:rPr>
+        <w:t xml:space="preserve">jackson-databind</w:t>
+      </w:r>
+      <w:r>
+        <w:t xml:space="preserve"> (deserializacja) oraz </w:t>
+      </w:r>
+      <w:r>
+        <w:rPr>
+          <w:rFonts w:ascii="Consolas" w:cs="Consolas" w:eastAsia="Consolas" w:hAnsi="Consolas"/>
+          <w:sz w:val="20"/>
+          <w:szCs w:val="20"/>
+        </w:rPr>
+        <w:t xml:space="preserve">commons-collections</w:t>
+      </w:r>
+      <w:r>
+        <w:t xml:space="preserve"> (RCE). Projekt demonstracyjny </w:t>
+      </w:r>
+      <w:r>
+        <w:rPr>
+          <w:rFonts w:ascii="Consolas" w:cs="Consolas" w:eastAsia="Consolas" w:hAnsi="Consolas"/>
+          <w:sz w:val="20"/>
+          <w:szCs w:val="20"/>
+        </w:rPr>
+        <w:t xml:space="preserve">examples/gradle-project-demo</w:t>
+      </w:r>
+      <w:r>
+        <w:t xml:space="preserve"> zawiera celowo te zależności — skan wykrywa na nim 5 wyników krytycznych.</w:t>
+      </w:r>
+    </w:p>
+    <w:p>
+      <w:pPr>
+        <w:spacing w:after="120"/>
+      </w:pPr>
+      <w:r>
+        <w:t xml:space="preserve">Świadome ograniczenie: skaner parsuje pliki budowania tekstowo (regex), więc wykrywa zależności zadeklarowane wprost — nie rozwiązuje zależności tranzytywnych ani nie wymaga zainstalowanego Gradle. Dzięki temu działa natychmiastowo i bez JVM, kosztem pełni pokrycia drzewa zależności.</w:t>
       </w:r>
     </w:p>
     <w:p>
@@ -5116,7 +5274,15 @@
         <w:pStyle w:val="Heading1"/>
       </w:pPr>
       <w:r>
-        <w:t xml:space="preserve">8. Wyniki działania</w:t>
+        <w:t xml:space="preserve">8. Raport HTML i automatyczne naprawy</w:t>
+      </w:r>
+    </w:p>
+    <w:p>
+      <w:pPr>
+        <w:pStyle w:val="Heading2"/>
+      </w:pPr>
+      <w:r>
+        <w:t xml:space="preserve">8.1. Wygląd i struktura raportu</w:t>
       </w:r>
     </w:p>
     <w:p>
@@ -5124,7 +5290,86 @@
         <w:spacing w:after="120"/>
       </w:pPr>
       <w:r>
-        <w:t xml:space="preserve">Poniżej przykładowe wyjście tekstowe skanera npm dla katalogu bez projektu npm (kontrola informacyjna NPM-000) — ilustruje format ramki i podsumowania:</w:t>
+        <w:t xml:space="preserve">Raport HTML zaprojektowano jako prosty, czytelny dokument „dla człowieka”: jasne tło, systemowy krój pisma, stonowana kolorystyka. Składa się z nagłówka z metadanymi (host/projekt, profil zasobu, data, liczba kontroli), panelu statusu ogólnego (jedno słowo: Bezpieczny / Do poprawy / Wymaga uwagi / Zagrożony — wraz z liczbami wyników w pasmach), listy wyników oraz zwijanej notki objaśniającej model ryzyka.</w:t>
+      </w:r>
+    </w:p>
+    <w:p>
+      <w:pPr>
+        <w:spacing w:after="120"/>
+      </w:pPr>
+      <w:r>
+        <w:t xml:space="preserve">Każdy wynik kontroli to rozwijana sekcja HTML (</w:t>
+      </w:r>
+      <w:r>
+        <w:rPr>
+          <w:rFonts w:ascii="Consolas" w:cs="Consolas" w:eastAsia="Consolas" w:hAnsi="Consolas"/>
+          <w:sz w:val="20"/>
+          <w:szCs w:val="20"/>
+        </w:rPr>
+        <w:t xml:space="preserve">&lt;details&gt;</w:t>
+      </w:r>
+      <w:r>
+        <w:t xml:space="preserve">) z etykietą pasma ryzyka, tytułem i priorytetem w nagłówku, a po rozwinięciu: opisem, identyfikatorem, dowodem (evidence), pełnym rozbiciem obliczenia ryzyka, nakładem naprawy i rekomendacją. Wyniki niezaliczone są domyślnie rozwinięte, zaliczone — zwinięte. Raport jest jednym samodzielnym plikiem (CSS osadzony, bez frameworków JS), więc można go otworzyć lokalnie, wysłać mailem lub załączyć jako artefakt CI.</w:t>
+      </w:r>
+    </w:p>
+    <w:p>
+      <w:pPr>
+        <w:pStyle w:val="Heading2"/>
+      </w:pPr>
+      <w:r>
+        <w:t xml:space="preserve">8.2. Wspólny generator dla trzech skanerów</w:t>
+      </w:r>
+    </w:p>
+    <w:p>
+      <w:pPr>
+        <w:spacing w:after="120"/>
+      </w:pPr>
+      <w:r>
+        <w:t xml:space="preserve">Moduł </w:t>
+      </w:r>
+      <w:r>
+        <w:rPr>
+          <w:rFonts w:ascii="Consolas" w:cs="Consolas" w:eastAsia="Consolas" w:hAnsi="Consolas"/>
+          <w:sz w:val="20"/>
+          <w:szCs w:val="20"/>
+        </w:rPr>
+        <w:t xml:space="preserve">report.rs</w:t>
+      </w:r>
+      <w:r>
+        <w:t xml:space="preserve"> obsługuje wszystkie skanery. Skaner systemowy wywołuje </w:t>
+      </w:r>
+      <w:r>
+        <w:rPr>
+          <w:rFonts w:ascii="Consolas" w:cs="Consolas" w:eastAsia="Consolas" w:hAnsi="Consolas"/>
+          <w:sz w:val="20"/>
+          <w:szCs w:val="20"/>
+        </w:rPr>
+        <w:t xml:space="preserve">report::render(...)</w:t>
+      </w:r>
+      <w:r>
+        <w:t xml:space="preserve"> (etykieta „Host”), a skanery zależności — przez wspólny sterownik CLI — </w:t>
+      </w:r>
+      <w:r>
+        <w:rPr>
+          <w:rFonts w:ascii="Consolas" w:cs="Consolas" w:eastAsia="Consolas" w:hAnsi="Consolas"/>
+          <w:sz w:val="20"/>
+          <w:szCs w:val="20"/>
+        </w:rPr>
+        <w:t xml:space="preserve">report::render_project(...)</w:t>
+      </w:r>
+      <w:r>
+        <w:t xml:space="preserve"> (etykieta „Projekt”). Obie funkcje delegują do wspólnego </w:t>
+      </w:r>
+      <w:r>
+        <w:rPr>
+          <w:rFonts w:ascii="Consolas" w:cs="Consolas" w:eastAsia="Consolas" w:hAnsi="Consolas"/>
+          <w:sz w:val="20"/>
+          <w:szCs w:val="20"/>
+        </w:rPr>
+        <w:t xml:space="preserve">render_inner(...)</w:t>
+      </w:r>
+      <w:r>
+        <w:t xml:space="preserve">, więc wygląd i zachowanie raportu są identyczne niezależnie od ekosystemu.</w:t>
       </w:r>
     </w:p>
     <w:p>
@@ -5138,7 +5383,7 @@
           <w:sz w:val="19"/>
           <w:szCs w:val="19"/>
         </w:rPr>
-        <w:t xml:space="preserve">┌────────────────────────────────────────────────────────────┐</w:t>
+        <w:t xml:space="preserve"># raport HTML z każdego skanera:</w:t>
       </w:r>
       <w:r>
         <w:br/>
@@ -5149,7 +5394,7 @@
           <w:sz w:val="19"/>
           <w:szCs w:val="19"/>
         </w:rPr>
-        <w:t xml:space="preserve">│  confrisk-npm — NPM Security Scan                          │</w:t>
+        <w:t xml:space="preserve">confrisk         --asset production --out raport-os.html</w:t>
       </w:r>
       <w:r>
         <w:br/>
@@ -5160,7 +5405,7 @@
           <w:sz w:val="19"/>
           <w:szCs w:val="19"/>
         </w:rPr>
-        <w:t xml:space="preserve">└────────────────────────────────────────────────────────────┘</w:t>
+        <w:t xml:space="preserve">confrisk-npm     --path ./app --format html --out raport-npm.html</w:t>
       </w:r>
       <w:r>
         <w:br/>
@@ -5171,18 +5416,124 @@
           <w:sz w:val="19"/>
           <w:szCs w:val="19"/>
         </w:rPr>
-        <w:t xml:space="preserve">Project: .</w:t>
-      </w:r>
-      <w:r>
-        <w:br/>
-      </w:r>
+        <w:t xml:space="preserve">confrisk-gradle  --path ./app --format html --out raport-gradle.html</w:t>
+      </w:r>
+    </w:p>
+    <w:p>
+      <w:pPr>
+        <w:pStyle w:val="Heading2"/>
+      </w:pPr>
+      <w:r>
+        <w:t xml:space="preserve">8.3. Mechanizm auto-fix</w:t>
+      </w:r>
+    </w:p>
+    <w:p>
+      <w:pPr>
+        <w:spacing w:after="120"/>
+      </w:pPr>
+      <w:r>
+        <w:t xml:space="preserve">Raport rozróżnia wyniki naprawialne automatycznie od wymagających kroku ręcznego. Funkcja </w:t>
+      </w:r>
+      <w:r>
+        <w:rPr>
+          <w:rFonts w:ascii="Consolas" w:cs="Consolas" w:eastAsia="Consolas" w:hAnsi="Consolas"/>
+          <w:sz w:val="20"/>
+          <w:szCs w:val="20"/>
+        </w:rPr>
+        <w:t xml:space="preserve">fix_command(remediation)</w:t>
+      </w:r>
+      <w:r>
+        <w:t xml:space="preserve"> rozpoznaje konwencję </w:t>
+      </w:r>
+      <w:r>
+        <w:rPr>
+          <w:rFonts w:ascii="Consolas" w:cs="Consolas" w:eastAsia="Consolas" w:hAnsi="Consolas"/>
+          <w:sz w:val="20"/>
+          <w:szCs w:val="20"/>
+        </w:rPr>
+        <w:t xml:space="preserve">Run: &lt;komenda&gt;</w:t>
+      </w:r>
+      <w:r>
+        <w:t xml:space="preserve"> w polu remediacji i wyodrębnia pierwszą bezpieczną komendę jednolinijkową (ucina prozę po średniku, wybiera pierwszy wariant przed „or”). Dla takich wyników raport pokazuje przycisk </w:t>
+      </w:r>
+      <w:r>
+        <w:rPr>
+          <w:b/>
+          <w:bCs/>
+        </w:rPr>
+        <w:t xml:space="preserve">„Napraw automatycznie”</w:t>
+      </w:r>
+      <w:r>
+        <w:t xml:space="preserve">, który kopiuje komendę do schowka i potwierdza podpowiedzią „Skopiowano — wklej w terminalu”.</w:t>
+      </w:r>
+    </w:p>
+    <w:p>
+      <w:pPr>
+        <w:spacing w:after="120"/>
+      </w:pPr>
+      <w:r>
+        <w:t xml:space="preserve">Decyzja projektowa: przeglądarka działa w piaskownicy i nie może modyfikować systemu, więc przycisk celowo nie „wykonuje” naprawy — dostarcza gotowe polecenie do świadomego uruchomienia. Zmiany ryzykowne (np. edycja sshd_config i restart usługi) świadomie nie otrzymują przycisku — pozostają opisane w rekomendacji.</w:t>
+      </w:r>
+    </w:p>
+    <w:p>
+      <w:pPr>
+        <w:pStyle w:val="Heading2"/>
+      </w:pPr>
+      <w:r>
+        <w:t xml:space="preserve">8.4. Zbiorczy skrypt naprawczy fix.sh</w:t>
+      </w:r>
+    </w:p>
+    <w:p>
+      <w:pPr>
+        <w:spacing w:after="120"/>
+      </w:pPr>
+      <w:r>
+        <w:t xml:space="preserve">Nad listą wyników znajduje się przycisk </w:t>
+      </w:r>
+      <w:r>
+        <w:rPr>
+          <w:b/>
+          <w:bCs/>
+        </w:rPr>
+        <w:t xml:space="preserve">„Pobierz skrypt naprawczy (fix.sh)”</w:t>
+      </w:r>
+      <w:r>
+        <w:t xml:space="preserve"> z licznikiem kroków. Generowany skrypt obejmuje </w:t>
+      </w:r>
+      <w:r>
+        <w:rPr>
+          <w:b/>
+          <w:bCs/>
+        </w:rPr>
+        <w:t xml:space="preserve">wszystkie</w:t>
+      </w:r>
+      <w:r>
+        <w:t xml:space="preserve"> niezaliczone wyniki: naprawialne jako wykonywalne komendy, a wymagające działania ręcznego jako komentarze </w:t>
+      </w:r>
+      <w:r>
+        <w:rPr>
+          <w:rFonts w:ascii="Consolas" w:cs="Consolas" w:eastAsia="Consolas" w:hAnsi="Consolas"/>
+          <w:sz w:val="20"/>
+          <w:szCs w:val="20"/>
+        </w:rPr>
+        <w:t xml:space="preserve"># RĘCZNIE: &lt;opis&gt;</w:t>
+      </w:r>
+      <w:r>
+        <w:t xml:space="preserve"> — dzięki czemu skrypt pełni rolę kompletnej checklisty naprawczej i żaden problem nie umyka. Każdy krok poprzedza nagłówek z identyfikatorem i tytułem wyniku.</w:t>
+      </w:r>
+    </w:p>
+    <w:p>
+      <w:pPr>
+        <w:shd w:fill="F4F4F4" w:val="clear"/>
+        <w:spacing w:after="160" w:before="80"/>
+      </w:pPr>
       <w:r>
         <w:rPr>
           <w:rFonts w:ascii="Consolas" w:cs="Consolas" w:eastAsia="Consolas" w:hAnsi="Consolas"/>
           <w:sz w:val="19"/>
           <w:szCs w:val="19"/>
         </w:rPr>
-        <w:t xml:space="preserve">┌─ Summary ─────────────────────────────────────────────────┐</w:t>
+        <w:t xml:space="preserve">#!/bin/sh</w:t>
       </w:r>
       <w:r>
         <w:br/>
@@ -5193,7 +5544,7 @@
           <w:sz w:val="19"/>
           <w:szCs w:val="19"/>
         </w:rPr>
-        <w:t xml:space="preserve">│ Critical:   0   High:   0   Medium:   0   Low:   0         │</w:t>
+        <w:t xml:space="preserve"># Skrypt naprawczy wygenerowany przez confrisk.</w:t>
       </w:r>
       <w:r>
         <w:br/>
@@ -5204,7 +5555,106 @@
           <w:sz w:val="19"/>
           <w:szCs w:val="19"/>
         </w:rPr>
-        <w:t xml:space="preserve">└───────────────────────────────────────────────────────────┘</w:t>
+        <w:t xml:space="preserve"># PRZEJRZYJ przed uruchomieniem — część poleceń wymaga uprawnień root (sudo).</w:t>
+      </w:r>
+      <w:r>
+        <w:br/>
+      </w:r>
+      <w:r>
+        <w:rPr>
+          <w:rFonts w:ascii="Consolas" w:cs="Consolas" w:eastAsia="Consolas" w:hAnsi="Consolas"/>
+          <w:sz w:val="19"/>
+          <w:szCs w:val="19"/>
+        </w:rPr>
+        <w:t xml:space="preserve"/>
+      </w:r>
+      <w:r>
+        <w:br/>
+      </w:r>
+      <w:r>
+        <w:rPr>
+          <w:rFonts w:ascii="Consolas" w:cs="Consolas" w:eastAsia="Consolas" w:hAnsi="Consolas"/>
+          <w:sz w:val="19"/>
+          <w:szCs w:val="19"/>
+        </w:rPr>
+        <w:t xml:space="preserve"># [SSH-001] SSH root login permitted</w:t>
+      </w:r>
+      <w:r>
+        <w:br/>
+      </w:r>
+      <w:r>
+        <w:rPr>
+          <w:rFonts w:ascii="Consolas" w:cs="Consolas" w:eastAsia="Consolas" w:hAnsi="Consolas"/>
+          <w:sz w:val="19"/>
+          <w:szCs w:val="19"/>
+        </w:rPr>
+        <w:t xml:space="preserve"># RĘCZNIE: Set 'PermitRootLogin no' in /etc/ssh/sshd_config and restart sshd</w:t>
+      </w:r>
+      <w:r>
+        <w:br/>
+      </w:r>
+      <w:r>
+        <w:rPr>
+          <w:rFonts w:ascii="Consolas" w:cs="Consolas" w:eastAsia="Consolas" w:hAnsi="Consolas"/>
+          <w:sz w:val="19"/>
+          <w:szCs w:val="19"/>
+        </w:rPr>
+        <w:t xml:space="preserve"/>
+      </w:r>
+      <w:r>
+        <w:br/>
+      </w:r>
+      <w:r>
+        <w:rPr>
+          <w:rFonts w:ascii="Consolas" w:cs="Consolas" w:eastAsia="Consolas" w:hAnsi="Consolas"/>
+          <w:sz w:val="19"/>
+          <w:szCs w:val="19"/>
+        </w:rPr>
+        <w:t xml:space="preserve"># [FILE-002] Plik /etc/shadow ma zbyt szerokie uprawnienia</w:t>
+      </w:r>
+      <w:r>
+        <w:br/>
+      </w:r>
+      <w:r>
+        <w:rPr>
+          <w:rFonts w:ascii="Consolas" w:cs="Consolas" w:eastAsia="Consolas" w:hAnsi="Consolas"/>
+          <w:sz w:val="19"/>
+          <w:szCs w:val="19"/>
+        </w:rPr>
+        <w:t xml:space="preserve">chmod 640 /etc/shadow</w:t>
+      </w:r>
+      <w:r>
+        <w:br/>
+      </w:r>
+      <w:r>
+        <w:rPr>
+          <w:rFonts w:ascii="Consolas" w:cs="Consolas" w:eastAsia="Consolas" w:hAnsi="Consolas"/>
+          <w:sz w:val="19"/>
+          <w:szCs w:val="19"/>
+        </w:rPr>
+        <w:t xml:space="preserve"/>
+      </w:r>
+      <w:r>
+        <w:br/>
+      </w:r>
+      <w:r>
+        <w:rPr>
+          <w:rFonts w:ascii="Consolas" w:cs="Consolas" w:eastAsia="Consolas" w:hAnsi="Consolas"/>
+          <w:sz w:val="19"/>
+          <w:szCs w:val="19"/>
+        </w:rPr>
+        <w:t xml:space="preserve"># [KRNL-001] ASLR wyłączony</w:t>
+      </w:r>
+      <w:r>
+        <w:br/>
+      </w:r>
+      <w:r>
+        <w:rPr>
+          <w:rFonts w:ascii="Consolas" w:cs="Consolas" w:eastAsia="Consolas" w:hAnsi="Consolas"/>
+          <w:sz w:val="19"/>
+          <w:szCs w:val="19"/>
+        </w:rPr>
+        <w:t xml:space="preserve">echo 2 | sudo tee /proc/sys/kernel/randomize_va_space</w:t>
       </w:r>
     </w:p>
     <w:p>
@@ -5212,7 +5662,7 @@
         <w:spacing w:after="120"/>
       </w:pPr>
       <w:r>
-        <w:t xml:space="preserve">Tryb </w:t>
+        <w:t xml:space="preserve">Dane do skryptu raport przechowuje w atrybutach </w:t>
       </w:r>
       <w:r>
         <w:rPr>
@@ -5220,18 +5670,10 @@
           <w:sz w:val="20"/>
           <w:szCs w:val="20"/>
         </w:rPr>
-        <w:t xml:space="preserve">--format json</w:t>
-      </w:r>
-      <w:r>
-        <w:t xml:space="preserve"> zwraca tablicę obiektów z polami: id, title, severity, risk, priority, risk_band, evidence, remediation, passed, confidence, effort — gotową do parsowania w pipeline CI/CD.</w:t>
-      </w:r>
-    </w:p>
-    <w:p>
-      <w:pPr>
-        <w:spacing w:after="120"/>
-      </w:pPr>
-      <w:r>
-        <w:t xml:space="preserve">Mechanizm kodów wyjścia: flaga </w:t>
+        <w:t xml:space="preserve">data-id / data-title / data-rem / data-cmd</w:t>
+      </w:r>
+      <w:r>
+        <w:t xml:space="preserve"> elementów </w:t>
       </w:r>
       <w:r>
         <w:rPr>
@@ -5239,10 +5681,34 @@
           <w:sz w:val="20"/>
           <w:szCs w:val="20"/>
         </w:rPr>
-        <w:t xml:space="preserve">--fail-on &lt;poziom&gt;</w:t>
-      </w:r>
-      <w:r>
-        <w:t xml:space="preserve"> w połączeniu z </w:t>
+        <w:t xml:space="preserve">&lt;details&gt;</w:t>
+      </w:r>
+      <w:r>
+        <w:t xml:space="preserve">; generowanie i pobranie pliku odbywa się w całości po stronie przeglądarki (Blob + link pobierania).</w:t>
+      </w:r>
+    </w:p>
+    <w:p>
+      <w:pPr>
+        <w:pStyle w:val="Heading1"/>
+      </w:pPr>
+      <w:r>
+        <w:t xml:space="preserve">9. Integracja z procesem budowania i CI/CD</w:t>
+      </w:r>
+    </w:p>
+    <w:p>
+      <w:pPr>
+        <w:pStyle w:val="Heading2"/>
+      </w:pPr>
+      <w:r>
+        <w:t xml:space="preserve">9.1. Kody wyjścia</w:t>
+      </w:r>
+    </w:p>
+    <w:p>
+      <w:pPr>
+        <w:spacing w:after="120"/>
+      </w:pPr>
+      <w:r>
+        <w:t xml:space="preserve">Flaga </w:t>
       </w:r>
       <w:r>
         <w:rPr>
@@ -5250,10 +5716,295 @@
           <w:sz w:val="20"/>
           <w:szCs w:val="20"/>
         </w:rPr>
+        <w:t xml:space="preserve">--fail-on &lt;poziom&gt;</w:t>
+      </w:r>
+      <w:r>
+        <w:t xml:space="preserve"> w połączeniu z </w:t>
+      </w:r>
+      <w:r>
+        <w:rPr>
+          <w:rFonts w:ascii="Consolas" w:cs="Consolas" w:eastAsia="Consolas" w:hAnsi="Consolas"/>
+          <w:sz w:val="20"/>
+          <w:szCs w:val="20"/>
+        </w:rPr>
         <w:t xml:space="preserve">--exit-code</w:t>
       </w:r>
       <w:r>
-        <w:t xml:space="preserve"> powoduje zwrócenie kodu 1, gdy istnieje niezaliczony wynik o ryzyku przekraczającym próg — co zatrzymuje build lub commit.</w:t>
+        <w:t xml:space="preserve"> powoduje zwrócenie kodu 1, gdy istnieje niezaliczony wynik o ryzyku ≥ próg (critical ≥ 9.0, high ≥ 6.0, medium ≥ 3.5, low ≥ 1.5). To uniwersalny mechanizm „bramki”: pipeline CI, git hook lub skrypt budowania przerywa pracę, zanim podatna wersja trafi dalej.</w:t>
+      </w:r>
+    </w:p>
+    <w:p>
+      <w:pPr>
+        <w:spacing w:after="120"/>
+      </w:pPr>
+      <w:r>
+        <w:t xml:space="preserve">Tryb </w:t>
+      </w:r>
+      <w:r>
+        <w:rPr>
+          <w:rFonts w:ascii="Consolas" w:cs="Consolas" w:eastAsia="Consolas" w:hAnsi="Consolas"/>
+          <w:sz w:val="20"/>
+          <w:szCs w:val="20"/>
+        </w:rPr>
+        <w:t xml:space="preserve">--format json</w:t>
+      </w:r>
+      <w:r>
+        <w:t xml:space="preserve"> zwraca tablicę obiektów z polami: id, title, severity, risk, priority, risk_band, evidence, remediation, passed, confidence, effort — gotową do parsowania w pipeline CI/CD.</w:t>
+      </w:r>
+    </w:p>
+    <w:p>
+      <w:pPr>
+        <w:pStyle w:val="Heading2"/>
+      </w:pPr>
+      <w:r>
+        <w:t xml:space="preserve">9.2. Bramka w buildzie Gradle</w:t>
+      </w:r>
+    </w:p>
+    <w:p>
+      <w:pPr>
+        <w:spacing w:after="120"/>
+      </w:pPr>
+      <w:r>
+        <w:t xml:space="preserve">Aby polecenie </w:t>
+      </w:r>
+      <w:r>
+        <w:rPr>
+          <w:rFonts w:ascii="Consolas" w:cs="Consolas" w:eastAsia="Consolas" w:hAnsi="Consolas"/>
+          <w:sz w:val="20"/>
+          <w:szCs w:val="20"/>
+        </w:rPr>
+        <w:t xml:space="preserve">gradle build</w:t>
+      </w:r>
+      <w:r>
+        <w:t xml:space="preserve"> / </w:t>
+      </w:r>
+      <w:r>
+        <w:rPr>
+          <w:rFonts w:ascii="Consolas" w:cs="Consolas" w:eastAsia="Consolas" w:hAnsi="Consolas"/>
+          <w:sz w:val="20"/>
+          <w:szCs w:val="20"/>
+        </w:rPr>
+        <w:t xml:space="preserve">./gradlew clean install</w:t>
+      </w:r>
+      <w:r>
+        <w:t xml:space="preserve"> przerywało budowanie przy zablokowanych zależnościach, projekt demonstracyjny zawiera zadanie </w:t>
+      </w:r>
+      <w:r>
+        <w:rPr>
+          <w:rFonts w:ascii="Consolas" w:cs="Consolas" w:eastAsia="Consolas" w:hAnsi="Consolas"/>
+          <w:sz w:val="20"/>
+          <w:szCs w:val="20"/>
+        </w:rPr>
+        <w:t xml:space="preserve">confriskScan</w:t>
+      </w:r>
+      <w:r>
+        <w:t xml:space="preserve"> typu </w:t>
+      </w:r>
+      <w:r>
+        <w:rPr>
+          <w:rFonts w:ascii="Consolas" w:cs="Consolas" w:eastAsia="Consolas" w:hAnsi="Consolas"/>
+          <w:sz w:val="20"/>
+          <w:szCs w:val="20"/>
+        </w:rPr>
+        <w:t xml:space="preserve">Exec</w:t>
+      </w:r>
+      <w:r>
+        <w:t xml:space="preserve">, wpięte przed zadania cyklu życia (compileJava, build, assemble, check, install, publishToMavenLocal). Zadanie uruchamia skaner z progiem; kod wyjścia ≠ 0 przerywa build:</w:t>
+      </w:r>
+    </w:p>
+    <w:p>
+      <w:pPr>
+        <w:shd w:fill="F4F4F4" w:val="clear"/>
+        <w:spacing w:after="160" w:before="80"/>
+      </w:pPr>
+      <w:r>
+        <w:rPr>
+          <w:rFonts w:ascii="Consolas" w:cs="Consolas" w:eastAsia="Consolas" w:hAnsi="Consolas"/>
+          <w:sz w:val="19"/>
+          <w:szCs w:val="19"/>
+        </w:rPr>
+        <w:t xml:space="preserve">def confriskScan = tasks.register('confriskScan', Exec) {</w:t>
+      </w:r>
+      <w:r>
+        <w:br/>
+      </w:r>
+      <w:r>
+        <w:rPr>
+          <w:rFonts w:ascii="Consolas" w:cs="Consolas" w:eastAsia="Consolas" w:hAnsi="Consolas"/>
+          <w:sz w:val="19"/>
+          <w:szCs w:val="19"/>
+        </w:rPr>
+        <w:t xml:space="preserve">    group = 'verification'</w:t>
+      </w:r>
+      <w:r>
+        <w:br/>
+      </w:r>
+      <w:r>
+        <w:rPr>
+          <w:rFonts w:ascii="Consolas" w:cs="Consolas" w:eastAsia="Consolas" w:hAnsi="Consolas"/>
+          <w:sz w:val="19"/>
+          <w:szCs w:val="19"/>
+        </w:rPr>
+        <w:t xml:space="preserve">    commandLine 'confrisk-gradle', '--path', projectDir.toString(),</w:t>
+      </w:r>
+      <w:r>
+        <w:br/>
+      </w:r>
+      <w:r>
+        <w:rPr>
+          <w:rFonts w:ascii="Consolas" w:cs="Consolas" w:eastAsia="Consolas" w:hAnsi="Consolas"/>
+          <w:sz w:val="19"/>
+          <w:szCs w:val="19"/>
+        </w:rPr>
+        <w:t xml:space="preserve">                '--asset', 'production', '--fail-on', 'high', '--exit-code'</w:t>
+      </w:r>
+      <w:r>
+        <w:br/>
+      </w:r>
+      <w:r>
+        <w:rPr>
+          <w:rFonts w:ascii="Consolas" w:cs="Consolas" w:eastAsia="Consolas" w:hAnsi="Consolas"/>
+          <w:sz w:val="19"/>
+          <w:szCs w:val="19"/>
+        </w:rPr>
+        <w:t xml:space="preserve">}</w:t>
+      </w:r>
+      <w:r>
+        <w:br/>
+      </w:r>
+      <w:r>
+        <w:rPr>
+          <w:rFonts w:ascii="Consolas" w:cs="Consolas" w:eastAsia="Consolas" w:hAnsi="Consolas"/>
+          <w:sz w:val="19"/>
+          <w:szCs w:val="19"/>
+        </w:rPr>
+        <w:t xml:space="preserve">tasks.matching { it.name in ['compileJava','assemble','build','check',</w:t>
+      </w:r>
+      <w:r>
+        <w:br/>
+      </w:r>
+      <w:r>
+        <w:rPr>
+          <w:rFonts w:ascii="Consolas" w:cs="Consolas" w:eastAsia="Consolas" w:hAnsi="Consolas"/>
+          <w:sz w:val="19"/>
+          <w:szCs w:val="19"/>
+        </w:rPr>
+        <w:t xml:space="preserve">                'install','publishToMavenLocal','publish','bootJar','jar']</w:t>
+      </w:r>
+      <w:r>
+        <w:br/>
+      </w:r>
+      <w:r>
+        <w:rPr>
+          <w:rFonts w:ascii="Consolas" w:cs="Consolas" w:eastAsia="Consolas" w:hAnsi="Consolas"/>
+          <w:sz w:val="19"/>
+          <w:szCs w:val="19"/>
+        </w:rPr>
+        <w:t xml:space="preserve">}.configureEach { dependsOn confriskScan }</w:t>
+      </w:r>
+    </w:p>
+    <w:p>
+      <w:pPr>
+        <w:spacing w:after="120"/>
+      </w:pPr>
+      <w:r>
+        <w:t xml:space="preserve">Zweryfikowano działanie mechanizmu: na projekcie demonstracyjnym (5 zablokowanych zależności) komenda bramki zwraca kod 1 — build zostaje przerwany; na projekcie z bezpiecznymi zależnościami kod 0 — build przechodzi. Ograniczenie: bramka obejmuje zależności zadeklarowane wprost w pliku budowania (parsowanie tekstowe), nie tranzytywne; pełne blokowanie resolucji wymaga reguł resolutionStrategy po stronie Gradle.</w:t>
+      </w:r>
+    </w:p>
+    <w:p>
+      <w:pPr>
+        <w:pStyle w:val="Heading2"/>
+      </w:pPr>
+      <w:r>
+        <w:t xml:space="preserve">9.3. Git hooki i pipeline CI</w:t>
+      </w:r>
+    </w:p>
+    <w:p>
+      <w:pPr>
+        <w:spacing w:after="120"/>
+      </w:pPr>
+      <w:r>
+        <w:t xml:space="preserve">Analogiczna bramka działa w ekosystemie npm jako hook pre-commit (Husky) oraz w CI (GitHub Actions, GitLab CI, Jenkins): krok pipeline'u uruchamia skaner z --fail-on i --exit-code; raport HTML można dodatkowo zapisać jako artefakt builda.</w:t>
+      </w:r>
+    </w:p>
+    <w:p>
+      <w:pPr>
+        <w:shd w:fill="F4F4F4" w:val="clear"/>
+        <w:spacing w:after="160" w:before="80"/>
+      </w:pPr>
+      <w:r>
+        <w:rPr>
+          <w:rFonts w:ascii="Consolas" w:cs="Consolas" w:eastAsia="Consolas" w:hAnsi="Consolas"/>
+          <w:sz w:val="19"/>
+          <w:szCs w:val="19"/>
+        </w:rPr>
+        <w:t xml:space="preserve"># .husky/pre-commit</w:t>
+      </w:r>
+      <w:r>
+        <w:br/>
+      </w:r>
+      <w:r>
+        <w:rPr>
+          <w:rFonts w:ascii="Consolas" w:cs="Consolas" w:eastAsia="Consolas" w:hAnsi="Consolas"/>
+          <w:sz w:val="19"/>
+          <w:szCs w:val="19"/>
+        </w:rPr>
+        <w:t xml:space="preserve">confrisk-npm --fail-on high --exit-code</w:t>
+      </w:r>
+      <w:r>
+        <w:br/>
+      </w:r>
+      <w:r>
+        <w:rPr>
+          <w:rFonts w:ascii="Consolas" w:cs="Consolas" w:eastAsia="Consolas" w:hAnsi="Consolas"/>
+          <w:sz w:val="19"/>
+          <w:szCs w:val="19"/>
+        </w:rPr>
+        <w:t xml:space="preserve"/>
+      </w:r>
+      <w:r>
+        <w:br/>
+      </w:r>
+      <w:r>
+        <w:rPr>
+          <w:rFonts w:ascii="Consolas" w:cs="Consolas" w:eastAsia="Consolas" w:hAnsi="Consolas"/>
+          <w:sz w:val="19"/>
+          <w:szCs w:val="19"/>
+        </w:rPr>
+        <w:t xml:space="preserve"># GitHub Actions (fragment kroku)</w:t>
+      </w:r>
+      <w:r>
+        <w:br/>
+      </w:r>
+      <w:r>
+        <w:rPr>
+          <w:rFonts w:ascii="Consolas" w:cs="Consolas" w:eastAsia="Consolas" w:hAnsi="Consolas"/>
+          <w:sz w:val="19"/>
+          <w:szCs w:val="19"/>
+        </w:rPr>
+        <w:t xml:space="preserve">- run: confrisk-npm --path . --fail-on high --exit-code</w:t>
+      </w:r>
+      <w:r>
+        <w:br/>
+      </w:r>
+      <w:r>
+        <w:rPr>
+          <w:rFonts w:ascii="Consolas" w:cs="Consolas" w:eastAsia="Consolas" w:hAnsi="Consolas"/>
+          <w:sz w:val="19"/>
+          <w:szCs w:val="19"/>
+        </w:rPr>
+        <w:t xml:space="preserve">  env:</w:t>
+      </w:r>
+      <w:r>
+        <w:br/>
+      </w:r>
+      <w:r>
+        <w:rPr>
+          <w:rFonts w:ascii="Consolas" w:cs="Consolas" w:eastAsia="Consolas" w:hAnsi="Consolas"/>
+          <w:sz w:val="19"/>
+          <w:szCs w:val="19"/>
+        </w:rPr>
+        <w:t xml:space="preserve">    CONFRISK_CONFIG_DIR: ${{ github.workspace }}/confrisk/config</w:t>
       </w:r>
     </w:p>
     <w:p>
@@ -5261,7 +6012,15 @@
         <w:pStyle w:val="Heading1"/>
       </w:pPr>
       <w:r>
-        <w:t xml:space="preserve">9. Testy</w:t>
+        <w:t xml:space="preserve">10. Instalacja i dystrybucja</w:t>
+      </w:r>
+    </w:p>
+    <w:p>
+      <w:pPr>
+        <w:pStyle w:val="Heading2"/>
+      </w:pPr>
+      <w:r>
+        <w:t xml:space="preserve">10.1. Instalacja lokalna (cargo)</w:t>
       </w:r>
     </w:p>
     <w:p>
@@ -5269,7 +6028,412 @@
         <w:spacing w:after="120"/>
       </w:pPr>
       <w:r>
-        <w:t xml:space="preserve">Zaimplementowano testy jednostkowe resolvera konfiguracji (moduł resolve_tests w config.rs):</w:t>
+        <w:t xml:space="preserve">Wszystkie trzy binarki instaluje jedno polecenie </w:t>
+      </w:r>
+      <w:r>
+        <w:rPr>
+          <w:rFonts w:ascii="Consolas" w:cs="Consolas" w:eastAsia="Consolas" w:hAnsi="Consolas"/>
+          <w:sz w:val="20"/>
+          <w:szCs w:val="20"/>
+        </w:rPr>
+        <w:t xml:space="preserve">cargo install --path .</w:t>
+      </w:r>
+      <w:r>
+        <w:t xml:space="preserve"> — trafiają do </w:t>
+      </w:r>
+      <w:r>
+        <w:rPr>
+          <w:rFonts w:ascii="Consolas" w:cs="Consolas" w:eastAsia="Consolas" w:hAnsi="Consolas"/>
+          <w:sz w:val="20"/>
+          <w:szCs w:val="20"/>
+        </w:rPr>
+        <w:t xml:space="preserve">~/.cargo/bin</w:t>
+      </w:r>
+      <w:r>
+        <w:t xml:space="preserve"> (typowo obecnego na PATH), dzięki czemu </w:t>
+      </w:r>
+      <w:r>
+        <w:rPr>
+          <w:rFonts w:ascii="Consolas" w:cs="Consolas" w:eastAsia="Consolas" w:hAnsi="Consolas"/>
+          <w:sz w:val="20"/>
+          <w:szCs w:val="20"/>
+        </w:rPr>
+        <w:t xml:space="preserve">confrisk</w:t>
+      </w:r>
+      <w:r>
+        <w:t xml:space="preserve">, </w:t>
+      </w:r>
+      <w:r>
+        <w:rPr>
+          <w:rFonts w:ascii="Consolas" w:cs="Consolas" w:eastAsia="Consolas" w:hAnsi="Consolas"/>
+          <w:sz w:val="20"/>
+          <w:szCs w:val="20"/>
+        </w:rPr>
+        <w:t xml:space="preserve">confrisk-npm</w:t>
+      </w:r>
+      <w:r>
+        <w:t xml:space="preserve"> i </w:t>
+      </w:r>
+      <w:r>
+        <w:rPr>
+          <w:rFonts w:ascii="Consolas" w:cs="Consolas" w:eastAsia="Consolas" w:hAnsi="Consolas"/>
+          <w:sz w:val="20"/>
+          <w:szCs w:val="20"/>
+        </w:rPr>
+        <w:t xml:space="preserve">confrisk-gradle</w:t>
+      </w:r>
+      <w:r>
+        <w:t xml:space="preserve"> są dostępne globalnie. Po zmianach w kodzie instalację ponawia się z flagą </w:t>
+      </w:r>
+      <w:r>
+        <w:rPr>
+          <w:rFonts w:ascii="Consolas" w:cs="Consolas" w:eastAsia="Consolas" w:hAnsi="Consolas"/>
+          <w:sz w:val="20"/>
+          <w:szCs w:val="20"/>
+        </w:rPr>
+        <w:t xml:space="preserve">--force</w:t>
+      </w:r>
+      <w:r>
+        <w:t xml:space="preserve"> (cargo kopiuje binarkę, nie tworzy dowiązania).</w:t>
+      </w:r>
+    </w:p>
+    <w:p>
+      <w:pPr>
+        <w:spacing w:after="120"/>
+      </w:pPr>
+      <w:r>
+        <w:t xml:space="preserve">Po instalacji binarki muszą odnaleźć katalog konfiguracji: najprościej ustawić </w:t>
+      </w:r>
+      <w:r>
+        <w:rPr>
+          <w:rFonts w:ascii="Consolas" w:cs="Consolas" w:eastAsia="Consolas" w:hAnsi="Consolas"/>
+          <w:sz w:val="20"/>
+          <w:szCs w:val="20"/>
+        </w:rPr>
+        <w:t xml:space="preserve">CONFRISK_CONFIG_DIR</w:t>
+      </w:r>
+      <w:r>
+        <w:t xml:space="preserve"> w profilu powłoki albo skopiować konfigurację do </w:t>
+      </w:r>
+      <w:r>
+        <w:rPr>
+          <w:rFonts w:ascii="Consolas" w:cs="Consolas" w:eastAsia="Consolas" w:hAnsi="Consolas"/>
+          <w:sz w:val="20"/>
+          <w:szCs w:val="20"/>
+        </w:rPr>
+        <w:t xml:space="preserve">~/.config/confrisk</w:t>
+      </w:r>
+      <w:r>
+        <w:t xml:space="preserve"> — wówczas polecenia działają z dowolnego katalogu.</w:t>
+      </w:r>
+    </w:p>
+    <w:p>
+      <w:pPr>
+        <w:pStyle w:val="Heading2"/>
+      </w:pPr>
+      <w:r>
+        <w:t xml:space="preserve">10.2. Pakiet systemowy (.deb)</w:t>
+      </w:r>
+    </w:p>
+    <w:p>
+      <w:pPr>
+        <w:spacing w:after="120"/>
+      </w:pPr>
+      <w:r>
+        <w:t xml:space="preserve">Skrypt </w:t>
+      </w:r>
+      <w:r>
+        <w:rPr>
+          <w:rFonts w:ascii="Consolas" w:cs="Consolas" w:eastAsia="Consolas" w:hAnsi="Consolas"/>
+          <w:sz w:val="20"/>
+          <w:szCs w:val="20"/>
+        </w:rPr>
+        <w:t xml:space="preserve">scripts/build-deb.sh</w:t>
+      </w:r>
+      <w:r>
+        <w:t xml:space="preserve"> buduje pakiety Debiana: instalują binarki do </w:t>
+      </w:r>
+      <w:r>
+        <w:rPr>
+          <w:rFonts w:ascii="Consolas" w:cs="Consolas" w:eastAsia="Consolas" w:hAnsi="Consolas"/>
+          <w:sz w:val="20"/>
+          <w:szCs w:val="20"/>
+        </w:rPr>
+        <w:t xml:space="preserve">/usr/bin</w:t>
+      </w:r>
+      <w:r>
+        <w:t xml:space="preserve">, konfigurację do </w:t>
+      </w:r>
+      <w:r>
+        <w:rPr>
+          <w:rFonts w:ascii="Consolas" w:cs="Consolas" w:eastAsia="Consolas" w:hAnsi="Consolas"/>
+          <w:sz w:val="20"/>
+          <w:szCs w:val="20"/>
+        </w:rPr>
+        <w:t xml:space="preserve">/etc/confrisk</w:t>
+      </w:r>
+      <w:r>
+        <w:t xml:space="preserve"> oraz plik </w:t>
+      </w:r>
+      <w:r>
+        <w:rPr>
+          <w:rFonts w:ascii="Consolas" w:cs="Consolas" w:eastAsia="Consolas" w:hAnsi="Consolas"/>
+          <w:sz w:val="20"/>
+          <w:szCs w:val="20"/>
+        </w:rPr>
+        <w:t xml:space="preserve">/etc/profile.d/confrisk.sh</w:t>
+      </w:r>
+      <w:r>
+        <w:t xml:space="preserve"> eksportujący </w:t>
+      </w:r>
+      <w:r>
+        <w:rPr>
+          <w:rFonts w:ascii="Consolas" w:cs="Consolas" w:eastAsia="Consolas" w:hAnsi="Consolas"/>
+          <w:sz w:val="20"/>
+          <w:szCs w:val="20"/>
+        </w:rPr>
+        <w:t xml:space="preserve">CONFRISK_CONFIG_DIR</w:t>
+      </w:r>
+      <w:r>
+        <w:t xml:space="preserve"> systemowo — mechanizm zmiennej środowiskowej jest więc aktywny od razu po instalacji pakietu. Resolver i tak sonduje </w:t>
+      </w:r>
+      <w:r>
+        <w:rPr>
+          <w:rFonts w:ascii="Consolas" w:cs="Consolas" w:eastAsia="Consolas" w:hAnsi="Consolas"/>
+          <w:sz w:val="20"/>
+          <w:szCs w:val="20"/>
+        </w:rPr>
+        <w:t xml:space="preserve">/etc/confrisk</w:t>
+      </w:r>
+      <w:r>
+        <w:t xml:space="preserve"> bezpośrednio, co stanowi dodatkowe zabezpieczenie.</w:t>
+      </w:r>
+    </w:p>
+    <w:p>
+      <w:pPr>
+        <w:pStyle w:val="Heading1"/>
+      </w:pPr>
+      <w:r>
+        <w:t xml:space="preserve">11. Wyniki działania</w:t>
+      </w:r>
+    </w:p>
+    <w:p>
+      <w:pPr>
+        <w:spacing w:after="120"/>
+      </w:pPr>
+      <w:r>
+        <w:t xml:space="preserve">Przykładowe wyjście tekstowe skanera Gradle dla projektu demonstracyjnego z celowo podatnymi zależnościami (5 wyników krytycznych):</w:t>
+      </w:r>
+    </w:p>
+    <w:p>
+      <w:pPr>
+        <w:shd w:fill="F4F4F4" w:val="clear"/>
+        <w:spacing w:after="160" w:before="80"/>
+      </w:pPr>
+      <w:r>
+        <w:rPr>
+          <w:rFonts w:ascii="Consolas" w:cs="Consolas" w:eastAsia="Consolas" w:hAnsi="Consolas"/>
+          <w:sz w:val="19"/>
+          <w:szCs w:val="19"/>
+        </w:rPr>
+        <w:t xml:space="preserve">┌────────────────────────────────────────────────────────────┐</w:t>
+      </w:r>
+      <w:r>
+        <w:br/>
+      </w:r>
+      <w:r>
+        <w:rPr>
+          <w:rFonts w:ascii="Consolas" w:cs="Consolas" w:eastAsia="Consolas" w:hAnsi="Consolas"/>
+          <w:sz w:val="19"/>
+          <w:szCs w:val="19"/>
+        </w:rPr>
+        <w:t xml:space="preserve">│  confrisk-gradle — Gradle Security Scan                    │</w:t>
+      </w:r>
+      <w:r>
+        <w:br/>
+      </w:r>
+      <w:r>
+        <w:rPr>
+          <w:rFonts w:ascii="Consolas" w:cs="Consolas" w:eastAsia="Consolas" w:hAnsi="Consolas"/>
+          <w:sz w:val="19"/>
+          <w:szCs w:val="19"/>
+        </w:rPr>
+        <w:t xml:space="preserve">└────────────────────────────────────────────────────────────┘</w:t>
+      </w:r>
+      <w:r>
+        <w:br/>
+      </w:r>
+      <w:r>
+        <w:rPr>
+          <w:rFonts w:ascii="Consolas" w:cs="Consolas" w:eastAsia="Consolas" w:hAnsi="Consolas"/>
+          <w:sz w:val="19"/>
+          <w:szCs w:val="19"/>
+        </w:rPr>
+        <w:t xml:space="preserve">Project: examples/gradle-project-demo     Checks: 5</w:t>
+      </w:r>
+      <w:r>
+        <w:br/>
+      </w:r>
+      <w:r>
+        <w:rPr>
+          <w:rFonts w:ascii="Consolas" w:cs="Consolas" w:eastAsia="Consolas" w:hAnsi="Consolas"/>
+          <w:sz w:val="19"/>
+          <w:szCs w:val="19"/>
+        </w:rPr>
+        <w:t xml:space="preserve"/>
+      </w:r>
+      <w:r>
+        <w:br/>
+      </w:r>
+      <w:r>
+        <w:rPr>
+          <w:rFonts w:ascii="Consolas" w:cs="Consolas" w:eastAsia="Consolas" w:hAnsi="Consolas"/>
+          <w:sz w:val="19"/>
+          <w:szCs w:val="19"/>
+        </w:rPr>
+        <w:t xml:space="preserve">[CRITICAL] [GRADLE-BLOCKED-LOG4J] Blocked dependency: log4j (priority: 6.8)</w:t>
+      </w:r>
+      <w:r>
+        <w:br/>
+      </w:r>
+      <w:r>
+        <w:rPr>
+          <w:rFonts w:ascii="Consolas" w:cs="Consolas" w:eastAsia="Consolas" w:hAnsi="Consolas"/>
+          <w:sz w:val="19"/>
+          <w:szCs w:val="19"/>
+        </w:rPr>
+        <w:t xml:space="preserve">   Log4Shell vulnerability (CVE-2021-44228)</w:t>
+      </w:r>
+      <w:r>
+        <w:br/>
+      </w:r>
+      <w:r>
+        <w:rPr>
+          <w:rFonts w:ascii="Consolas" w:cs="Consolas" w:eastAsia="Consolas" w:hAnsi="Consolas"/>
+          <w:sz w:val="19"/>
+          <w:szCs w:val="19"/>
+        </w:rPr>
+        <w:t xml:space="preserve">   Evidence: Found org.apache.logging.log4j:log4j-core:2.14.1 in build.gradle</w:t>
+      </w:r>
+      <w:r>
+        <w:br/>
+      </w:r>
+      <w:r>
+        <w:rPr>
+          <w:rFonts w:ascii="Consolas" w:cs="Consolas" w:eastAsia="Consolas" w:hAnsi="Consolas"/>
+          <w:sz w:val="19"/>
+          <w:szCs w:val="19"/>
+        </w:rPr>
+        <w:t xml:space="preserve">   Fix: Replace with 'log4j &gt;= 2.17.1'</w:t>
+      </w:r>
+      <w:r>
+        <w:br/>
+      </w:r>
+      <w:r>
+        <w:rPr>
+          <w:rFonts w:ascii="Consolas" w:cs="Consolas" w:eastAsia="Consolas" w:hAnsi="Consolas"/>
+          <w:sz w:val="19"/>
+          <w:szCs w:val="19"/>
+        </w:rPr>
+        <w:t xml:space="preserve">…</w:t>
+      </w:r>
+      <w:r>
+        <w:br/>
+      </w:r>
+      <w:r>
+        <w:rPr>
+          <w:rFonts w:ascii="Consolas" w:cs="Consolas" w:eastAsia="Consolas" w:hAnsi="Consolas"/>
+          <w:sz w:val="19"/>
+          <w:szCs w:val="19"/>
+        </w:rPr>
+        <w:t xml:space="preserve">❌ Security issues found! Failing build.   (kod wyjścia: 1)</w:t>
+      </w:r>
+    </w:p>
+    <w:p>
+      <w:pPr>
+        <w:spacing w:after="120"/>
+      </w:pPr>
+      <w:r>
+        <w:t xml:space="preserve">W katalogu </w:t>
+      </w:r>
+      <w:r>
+        <w:rPr>
+          <w:rFonts w:ascii="Consolas" w:cs="Consolas" w:eastAsia="Consolas" w:hAnsi="Consolas"/>
+          <w:sz w:val="20"/>
+          <w:szCs w:val="20"/>
+        </w:rPr>
+        <w:t xml:space="preserve">docs/sample-reports/</w:t>
+      </w:r>
+      <w:r>
+        <w:t xml:space="preserve"> znajdują się trzy raporty HTML do wglądu: </w:t>
+      </w:r>
+      <w:r>
+        <w:rPr>
+          <w:rFonts w:ascii="Consolas" w:cs="Consolas" w:eastAsia="Consolas" w:hAnsi="Consolas"/>
+          <w:sz w:val="20"/>
+          <w:szCs w:val="20"/>
+        </w:rPr>
+        <w:t xml:space="preserve">raport-gradle.html</w:t>
+      </w:r>
+      <w:r>
+        <w:t xml:space="preserve"> (rzeczywisty skan projektu demonstracyjnego), oraz </w:t>
+      </w:r>
+      <w:r>
+        <w:rPr>
+          <w:rFonts w:ascii="Consolas" w:cs="Consolas" w:eastAsia="Consolas" w:hAnsi="Consolas"/>
+          <w:sz w:val="20"/>
+          <w:szCs w:val="20"/>
+        </w:rPr>
+        <w:t xml:space="preserve">raport-os.html</w:t>
+      </w:r>
+      <w:r>
+        <w:t xml:space="preserve"> i </w:t>
+      </w:r>
+      <w:r>
+        <w:rPr>
+          <w:rFonts w:ascii="Consolas" w:cs="Consolas" w:eastAsia="Consolas" w:hAnsi="Consolas"/>
+          <w:sz w:val="20"/>
+          <w:szCs w:val="20"/>
+        </w:rPr>
+        <w:t xml:space="preserve">raport-npm.html</w:t>
+      </w:r>
+      <w:r>
+        <w:t xml:space="preserve"> (reprezentatywne — oznaczone „przykład”, ilustrują pełnię funkcji: przyciski auto-fix, skrypt fix.sh, rozbicia scoringu). Na potrzeby demonstracji utworzono też projekt </w:t>
+      </w:r>
+      <w:r>
+        <w:rPr>
+          <w:rFonts w:ascii="Consolas" w:cs="Consolas" w:eastAsia="Consolas" w:hAnsi="Consolas"/>
+          <w:sz w:val="20"/>
+          <w:szCs w:val="20"/>
+        </w:rPr>
+        <w:t xml:space="preserve">examples/npm-vuln-demo</w:t>
+      </w:r>
+      <w:r>
+        <w:t xml:space="preserve"> z pakietami z blocklisty (event-stream, colors, request, node-uuid).</w:t>
+      </w:r>
+    </w:p>
+    <w:p>
+      <w:pPr>
+        <w:spacing w:after="120"/>
+      </w:pPr>
+      <w:r>
+        <w:t xml:space="preserve">Skan profilowany kontekstem potwierdza kluczową własność modelu: identyczna lista podatności w profilu dev otrzymuje niższe pasma ryzyka niż w profilu production czy crown-jewel, co bezpośrednio przekłada się na inną decyzję bramki CI.</w:t>
+      </w:r>
+    </w:p>
+    <w:p>
+      <w:pPr>
+        <w:pStyle w:val="Heading1"/>
+      </w:pPr>
+      <w:r>
+        <w:t xml:space="preserve">12. Testy</w:t>
+      </w:r>
+    </w:p>
+    <w:p>
+      <w:pPr>
+        <w:spacing w:after="120"/>
+      </w:pPr>
+      <w:r>
+        <w:t xml:space="preserve">Zaimplementowano 7 testów jednostkowych w dwóch modułach:</w:t>
       </w:r>
     </w:p>
     <w:tbl>
@@ -5285,8 +6449,8 @@
         </w:tblBorders>
       </w:tblPr>
       <w:tblGrid>
-        <w:gridCol w:w="3400"/>
-        <w:gridCol w:w="5960"/>
+        <w:gridCol w:w="4600"/>
+        <w:gridCol w:w="4760"/>
       </w:tblGrid>
       <w:tr>
         <w:trPr>
@@ -5294,7 +6458,7 @@
         </w:trPr>
         <w:tc>
           <w:tcPr>
-            <w:tcW w:type="dxa" w:w="3400"/>
+            <w:tcW w:type="dxa" w:w="4600"/>
             <w:tcBorders>
               <w:top w:val="single" w:color="BBBBBB" w:sz="1"/>
               <w:left w:val="single" w:color="BBBBBB" w:sz="1"/>
@@ -5325,7 +6489,7 @@
         </w:tc>
         <w:tc>
           <w:tcPr>
-            <w:tcW w:type="dxa" w:w="5960"/>
+            <w:tcW w:type="dxa" w:w="4760"/>
             <w:tcBorders>
               <w:top w:val="single" w:color="BBBBBB" w:sz="1"/>
               <w:left w:val="single" w:color="BBBBBB" w:sz="1"/>
@@ -5358,7 +6522,7 @@
       <w:tr>
         <w:tc>
           <w:tcPr>
-            <w:tcW w:type="dxa" w:w="3400"/>
+            <w:tcW w:type="dxa" w:w="4600"/>
             <w:tcBorders>
               <w:top w:val="single" w:color="BBBBBB" w:sz="1"/>
               <w:left w:val="single" w:color="BBBBBB" w:sz="1"/>
@@ -5379,13 +6543,13 @@
                 <w:sz w:val="20"/>
                 <w:szCs w:val="20"/>
               </w:rPr>
-              <w:t xml:space="preserve">explicit_flag_wins</w:t>
-            </w:r>
-          </w:p>
-        </w:tc>
-        <w:tc>
-          <w:tcPr>
-            <w:tcW w:type="dxa" w:w="5960"/>
+              <w:t xml:space="preserve">config::resolve_tests — explicit_flag_wins</w:t>
+            </w:r>
+          </w:p>
+        </w:tc>
+        <w:tc>
+          <w:tcPr>
+            <w:tcW w:type="dxa" w:w="4760"/>
             <w:tcBorders>
               <w:top w:val="single" w:color="BBBBBB" w:sz="1"/>
               <w:left w:val="single" w:color="BBBBBB" w:sz="1"/>
@@ -5414,7 +6578,7 @@
       <w:tr>
         <w:tc>
           <w:tcPr>
-            <w:tcW w:type="dxa" w:w="3400"/>
+            <w:tcW w:type="dxa" w:w="4600"/>
             <w:tcBorders>
               <w:top w:val="single" w:color="BBBBBB" w:sz="1"/>
               <w:left w:val="single" w:color="BBBBBB" w:sz="1"/>
@@ -5435,13 +6599,13 @@
                 <w:sz w:val="20"/>
                 <w:szCs w:val="20"/>
               </w:rPr>
-              <w:t xml:space="preserve">invalid_explicit_flag_errors</w:t>
-            </w:r>
-          </w:p>
-        </w:tc>
-        <w:tc>
-          <w:tcPr>
-            <w:tcW w:type="dxa" w:w="5960"/>
+              <w:t xml:space="preserve">config::resolve_tests — invalid_explicit_flag_errors</w:t>
+            </w:r>
+          </w:p>
+        </w:tc>
+        <w:tc>
+          <w:tcPr>
+            <w:tcW w:type="dxa" w:w="4760"/>
             <w:tcBorders>
               <w:top w:val="single" w:color="BBBBBB" w:sz="1"/>
               <w:left w:val="single" w:color="BBBBBB" w:sz="1"/>
@@ -5470,7 +6634,7 @@
       <w:tr>
         <w:tc>
           <w:tcPr>
-            <w:tcW w:type="dxa" w:w="3400"/>
+            <w:tcW w:type="dxa" w:w="4600"/>
             <w:tcBorders>
               <w:top w:val="single" w:color="BBBBBB" w:sz="1"/>
               <w:left w:val="single" w:color="BBBBBB" w:sz="1"/>
@@ -5491,13 +6655,13 @@
                 <w:sz w:val="20"/>
                 <w:szCs w:val="20"/>
               </w:rPr>
-              <w:t xml:space="preserve">marker_detection</w:t>
-            </w:r>
-          </w:p>
-        </w:tc>
-        <w:tc>
-          <w:tcPr>
-            <w:tcW w:type="dxa" w:w="5960"/>
+              <w:t xml:space="preserve">config::resolve_tests — marker_detection</w:t>
+            </w:r>
+          </w:p>
+        </w:tc>
+        <w:tc>
+          <w:tcPr>
+            <w:tcW w:type="dxa" w:w="4760"/>
             <w:tcBorders>
               <w:top w:val="single" w:color="BBBBBB" w:sz="1"/>
               <w:left w:val="single" w:color="BBBBBB" w:sz="1"/>
@@ -5519,6 +6683,230 @@
                 <w:szCs w:val="20"/>
               </w:rPr>
               <w:t xml:space="preserve">Akceptowany jest tylko katalog z plikiem-markerem.</w:t>
+            </w:r>
+          </w:p>
+        </w:tc>
+      </w:tr>
+      <w:tr>
+        <w:tc>
+          <w:tcPr>
+            <w:tcW w:type="dxa" w:w="4600"/>
+            <w:tcBorders>
+              <w:top w:val="single" w:color="BBBBBB" w:sz="1"/>
+              <w:left w:val="single" w:color="BBBBBB" w:sz="1"/>
+              <w:bottom w:val="single" w:color="BBBBBB" w:sz="1"/>
+              <w:right w:val="single" w:color="BBBBBB" w:sz="1"/>
+            </w:tcBorders>
+            <w:shd w:fill="EFEFEF" w:val="clear"/>
+            <w:tcMar>
+              <w:top w:type="dxa" w:w="60"/>
+              <w:left w:type="dxa" w:w="110"/>
+              <w:bottom w:type="dxa" w:w="60"/>
+              <w:right w:type="dxa" w:w="110"/>
+            </w:tcMar>
+          </w:tcPr>
+          <w:p>
+            <w:r>
+              <w:rPr>
+                <w:sz w:val="20"/>
+                <w:szCs w:val="20"/>
+              </w:rPr>
+              <w:t xml:space="preserve">report::fix_tests — extracts_simple_command</w:t>
+            </w:r>
+          </w:p>
+        </w:tc>
+        <w:tc>
+          <w:tcPr>
+            <w:tcW w:type="dxa" w:w="4760"/>
+            <w:tcBorders>
+              <w:top w:val="single" w:color="BBBBBB" w:sz="1"/>
+              <w:left w:val="single" w:color="BBBBBB" w:sz="1"/>
+              <w:bottom w:val="single" w:color="BBBBBB" w:sz="1"/>
+              <w:right w:val="single" w:color="BBBBBB" w:sz="1"/>
+            </w:tcBorders>
+            <w:shd w:fill="EFEFEF" w:val="clear"/>
+            <w:tcMar>
+              <w:top w:type="dxa" w:w="60"/>
+              <w:left w:type="dxa" w:w="110"/>
+              <w:bottom w:type="dxa" w:w="60"/>
+              <w:right w:type="dxa" w:w="110"/>
+            </w:tcMar>
+          </w:tcPr>
+          <w:p>
+            <w:r>
+              <w:rPr>
+                <w:sz w:val="20"/>
+                <w:szCs w:val="20"/>
+              </w:rPr>
+              <w:t xml:space="preserve">Run: chmod 644 … → komenda wyodrębniona.</w:t>
+            </w:r>
+          </w:p>
+        </w:tc>
+      </w:tr>
+      <w:tr>
+        <w:tc>
+          <w:tcPr>
+            <w:tcW w:type="dxa" w:w="4600"/>
+            <w:tcBorders>
+              <w:top w:val="single" w:color="BBBBBB" w:sz="1"/>
+              <w:left w:val="single" w:color="BBBBBB" w:sz="1"/>
+              <w:bottom w:val="single" w:color="BBBBBB" w:sz="1"/>
+              <w:right w:val="single" w:color="BBBBBB" w:sz="1"/>
+            </w:tcBorders>
+            <w:shd w:fill="FFFFFF" w:val="clear"/>
+            <w:tcMar>
+              <w:top w:type="dxa" w:w="60"/>
+              <w:left w:type="dxa" w:w="110"/>
+              <w:bottom w:type="dxa" w:w="60"/>
+              <w:right w:type="dxa" w:w="110"/>
+            </w:tcMar>
+          </w:tcPr>
+          <w:p>
+            <w:r>
+              <w:rPr>
+                <w:sz w:val="20"/>
+                <w:szCs w:val="20"/>
+              </w:rPr>
+              <w:t xml:space="preserve">report::fix_tests — takes_first_of_alternatives</w:t>
+            </w:r>
+          </w:p>
+        </w:tc>
+        <w:tc>
+          <w:tcPr>
+            <w:tcW w:type="dxa" w:w="4760"/>
+            <w:tcBorders>
+              <w:top w:val="single" w:color="BBBBBB" w:sz="1"/>
+              <w:left w:val="single" w:color="BBBBBB" w:sz="1"/>
+              <w:bottom w:val="single" w:color="BBBBBB" w:sz="1"/>
+              <w:right w:val="single" w:color="BBBBBB" w:sz="1"/>
+            </w:tcBorders>
+            <w:shd w:fill="FFFFFF" w:val="clear"/>
+            <w:tcMar>
+              <w:top w:type="dxa" w:w="60"/>
+              <w:left w:type="dxa" w:w="110"/>
+              <w:bottom w:type="dxa" w:w="60"/>
+              <w:right w:type="dxa" w:w="110"/>
+            </w:tcMar>
+          </w:tcPr>
+          <w:p>
+            <w:r>
+              <w:rPr>
+                <w:sz w:val="20"/>
+                <w:szCs w:val="20"/>
+              </w:rPr>
+              <w:t xml:space="preserve">Z wariantów „A or B” wybierany jest pierwszy.</w:t>
+            </w:r>
+          </w:p>
+        </w:tc>
+      </w:tr>
+      <w:tr>
+        <w:tc>
+          <w:tcPr>
+            <w:tcW w:type="dxa" w:w="4600"/>
+            <w:tcBorders>
+              <w:top w:val="single" w:color="BBBBBB" w:sz="1"/>
+              <w:left w:val="single" w:color="BBBBBB" w:sz="1"/>
+              <w:bottom w:val="single" w:color="BBBBBB" w:sz="1"/>
+              <w:right w:val="single" w:color="BBBBBB" w:sz="1"/>
+            </w:tcBorders>
+            <w:shd w:fill="EFEFEF" w:val="clear"/>
+            <w:tcMar>
+              <w:top w:type="dxa" w:w="60"/>
+              <w:left w:type="dxa" w:w="110"/>
+              <w:bottom w:type="dxa" w:w="60"/>
+              <w:right w:type="dxa" w:w="110"/>
+            </w:tcMar>
+          </w:tcPr>
+          <w:p>
+            <w:r>
+              <w:rPr>
+                <w:sz w:val="20"/>
+                <w:szCs w:val="20"/>
+              </w:rPr>
+              <w:t xml:space="preserve">report::fix_tests — stops_before_prose_after_semicolon</w:t>
+            </w:r>
+          </w:p>
+        </w:tc>
+        <w:tc>
+          <w:tcPr>
+            <w:tcW w:type="dxa" w:w="4760"/>
+            <w:tcBorders>
+              <w:top w:val="single" w:color="BBBBBB" w:sz="1"/>
+              <w:left w:val="single" w:color="BBBBBB" w:sz="1"/>
+              <w:bottom w:val="single" w:color="BBBBBB" w:sz="1"/>
+              <w:right w:val="single" w:color="BBBBBB" w:sz="1"/>
+            </w:tcBorders>
+            <w:shd w:fill="EFEFEF" w:val="clear"/>
+            <w:tcMar>
+              <w:top w:type="dxa" w:w="60"/>
+              <w:left w:type="dxa" w:w="110"/>
+              <w:bottom w:type="dxa" w:w="60"/>
+              <w:right w:type="dxa" w:w="110"/>
+            </w:tcMar>
+          </w:tcPr>
+          <w:p>
+            <w:r>
+              <w:rPr>
+                <w:sz w:val="20"/>
+                <w:szCs w:val="20"/>
+              </w:rPr>
+              <w:t xml:space="preserve">Proza po średniku jest odcinana.</w:t>
+            </w:r>
+          </w:p>
+        </w:tc>
+      </w:tr>
+      <w:tr>
+        <w:tc>
+          <w:tcPr>
+            <w:tcW w:type="dxa" w:w="4600"/>
+            <w:tcBorders>
+              <w:top w:val="single" w:color="BBBBBB" w:sz="1"/>
+              <w:left w:val="single" w:color="BBBBBB" w:sz="1"/>
+              <w:bottom w:val="single" w:color="BBBBBB" w:sz="1"/>
+              <w:right w:val="single" w:color="BBBBBB" w:sz="1"/>
+            </w:tcBorders>
+            <w:shd w:fill="FFFFFF" w:val="clear"/>
+            <w:tcMar>
+              <w:top w:type="dxa" w:w="60"/>
+              <w:left w:type="dxa" w:w="110"/>
+              <w:bottom w:type="dxa" w:w="60"/>
+              <w:right w:type="dxa" w:w="110"/>
+            </w:tcMar>
+          </w:tcPr>
+          <w:p>
+            <w:r>
+              <w:rPr>
+                <w:sz w:val="20"/>
+                <w:szCs w:val="20"/>
+              </w:rPr>
+              <w:t xml:space="preserve">report::fix_tests — none_without_run_prefix</w:t>
+            </w:r>
+          </w:p>
+        </w:tc>
+        <w:tc>
+          <w:tcPr>
+            <w:tcW w:type="dxa" w:w="4760"/>
+            <w:tcBorders>
+              <w:top w:val="single" w:color="BBBBBB" w:sz="1"/>
+              <w:left w:val="single" w:color="BBBBBB" w:sz="1"/>
+              <w:bottom w:val="single" w:color="BBBBBB" w:sz="1"/>
+              <w:right w:val="single" w:color="BBBBBB" w:sz="1"/>
+            </w:tcBorders>
+            <w:shd w:fill="FFFFFF" w:val="clear"/>
+            <w:tcMar>
+              <w:top w:type="dxa" w:w="60"/>
+              <w:left w:type="dxa" w:w="110"/>
+              <w:bottom w:type="dxa" w:w="60"/>
+              <w:right w:type="dxa" w:w="110"/>
+            </w:tcMar>
+          </w:tcPr>
+          <w:p>
+            <w:r>
+              <w:rPr>
+                <w:sz w:val="20"/>
+                <w:szCs w:val="20"/>
+              </w:rPr>
+              <w:t xml:space="preserve">Remediacje bez Run: (ręczne, N/A) → brak komendy.</w:t>
             </w:r>
           </w:p>
         </w:tc>
@@ -5540,7 +6928,7 @@
         <w:t xml:space="preserve">cargo test</w:t>
       </w:r>
       <w:r>
-        <w:t xml:space="preserve">. Kompilacja binarek: </w:t>
+        <w:t xml:space="preserve"> (7/7 zaliczonych). Kompilacja binarek: </w:t>
       </w:r>
       <w:r>
         <w:rPr>
@@ -5551,7 +6939,7 @@
         <w:t xml:space="preserve">cargo build --release</w:t>
       </w:r>
       <w:r>
-        <w:t xml:space="preserve">.</w:t>
+        <w:t xml:space="preserve">. Dodatkowo raport HTML i mechanizm auto-fix zweryfikowano manualnie w przeglądarce (kopiowanie komend, generowanie fix.sh, zwijanie sekcji).</w:t>
       </w:r>
     </w:p>
     <w:p>
@@ -5559,7 +6947,7 @@
         <w:pStyle w:val="Heading1"/>
       </w:pPr>
       <w:r>
-        <w:t xml:space="preserve">10. Wnioski</w:t>
+        <w:t xml:space="preserve">13. Wnioski</w:t>
       </w:r>
     </w:p>
     <w:p>
@@ -5587,7 +6975,7 @@
         <w:t xml:space="preserve">Kontekstowość — </w:t>
       </w:r>
       <w:r>
-        <w:t xml:space="preserve">ryzyko zależy od krytyczności zasobu i ekspozycji, nie tylko od dotkliwości.</w:t>
+        <w:t xml:space="preserve">ryzyko zależy od krytyczności zasobu i ekspozycji, nie tylko od dotkliwości; ta sama podatność daje inną decyzję bramki w dev i na produkcji.</w:t>
       </w:r>
     </w:p>
     <w:p>
@@ -5627,7 +7015,7 @@
         <w:t xml:space="preserve">Spójna lokalizacja konfiguracji — </w:t>
       </w:r>
       <w:r>
-        <w:t xml:space="preserve">pojedyncza zmienna środowiskowa z bezpiecznymi fallbackami pod Linux.</w:t>
+        <w:t xml:space="preserve">pojedyncza zmienna środowiskowa z bezpiecznymi fallbackami pod Linux; pakiet .deb konfiguruje ją automatycznie.</w:t>
       </w:r>
     </w:p>
     <w:p>
@@ -5647,7 +7035,7 @@
         <w:t xml:space="preserve">Czysta separacja kodu — </w:t>
       </w:r>
       <w:r>
-        <w:t xml:space="preserve">trait Scanner i wspólny sterownik CLI eliminują duplikację; binarki są minimalne.</w:t>
+        <w:t xml:space="preserve">trait Scanner i wspólny sterownik CLI eliminują duplikację; binarki są minimalne (~13 linii).</w:t>
       </w:r>
     </w:p>
     <w:p>
@@ -5667,7 +7055,27 @@
         <w:t xml:space="preserve">Objaśnialność — </w:t>
       </w:r>
       <w:r>
-        <w:t xml:space="preserve">każdy wynik zawiera rozbiór obliczeń ryzyka.</w:t>
+        <w:t xml:space="preserve">każdy wynik zawiera rozbiór obliczeń ryzyka, a raport HTML prezentuje go wprost przy wyniku.</w:t>
+      </w:r>
+    </w:p>
+    <w:p>
+      <w:pPr>
+        <w:pStyle w:val="ListParagraph"/>
+        <w:numPr>
+          <w:ilvl w:val="0"/>
+          <w:numId w:val="3"/>
+        </w:numPr>
+        <w:spacing w:after="60"/>
+      </w:pPr>
+      <w:r>
+        <w:rPr>
+          <w:b/>
+          <w:bCs/>
+        </w:rPr>
+        <w:t xml:space="preserve">Od detekcji do naprawy — </w:t>
+      </w:r>
+      <w:r>
+        <w:t xml:space="preserve">raport nie kończy się na liście problemów: przyciski auto-fix i zbiorczy skrypt fix.sh skracają drogę od wykrycia do remediacji, a bramki w buildzie (Gradle, git hooki, CI) zapobiegają wprowadzeniu podatności.</w:t>
       </w:r>
     </w:p>
     <w:p>
@@ -5675,7 +7083,7 @@
         <w:spacing w:after="120"/>
       </w:pPr>
       <w:r>
-        <w:t xml:space="preserve">Kierunki dalszego rozwoju obejmują kolejne skanery ekosystemów (Python pip, Ruby gem, Rust cargo, Maven), format wyjścia SARIF (integracja z zakładką Security w GitHub) oraz pulpit webowy z agregacją wyników.</w:t>
+        <w:t xml:space="preserve">Kierunki dalszego rozwoju obejmują kolejne skanery ekosystemów (Python pip, Ruby gem, Rust cargo, Maven), analizę zależności tranzytywnych (lockfile'e i reguły resolutionStrategy dla Gradle), format wyjścia SARIF (integracja z zakładką Security w GitHub) oraz pulpit webowy z agregacją wyników wielu hostów i projektów.</w:t>
       </w:r>
     </w:p>
     <w:sectPr>
